--- a/Projet de fin de module - Gestion de projet Réseaux.docx
+++ b/Projet de fin de module - Gestion de projet Réseaux.docx
@@ -95,7 +95,7 @@
               <w:lang w:eastAsia="fr-FR"/>
             </w:rPr>
             <w:drawing>
-              <wp:anchor distT="0" distB="0" distL="114300" distR="114300" simplePos="0" relativeHeight="251664384" behindDoc="0" locked="0" layoutInCell="1" allowOverlap="1" wp14:anchorId="1CB910D2" wp14:editId="0AAA0BC7">
+              <wp:anchor distT="0" distB="0" distL="114300" distR="114300" simplePos="0" relativeHeight="251664384" behindDoc="0" locked="0" layoutInCell="1" allowOverlap="1" wp14:anchorId="1CB910D2" wp14:editId="10715CE0">
                 <wp:simplePos x="0" y="0"/>
                 <wp:positionH relativeFrom="margin">
                   <wp:posOffset>4694935</wp:posOffset>
@@ -156,7 +156,7 @@
               <w:lang w:eastAsia="fr-FR"/>
             </w:rPr>
             <w:drawing>
-              <wp:anchor distT="0" distB="0" distL="114300" distR="114300" simplePos="0" relativeHeight="251665408" behindDoc="0" locked="0" layoutInCell="1" allowOverlap="1" wp14:anchorId="2875CBB4" wp14:editId="57985963">
+              <wp:anchor distT="0" distB="0" distL="114300" distR="114300" simplePos="0" relativeHeight="251665408" behindDoc="0" locked="0" layoutInCell="1" allowOverlap="1" wp14:anchorId="2875CBB4" wp14:editId="047ED300">
                 <wp:simplePos x="0" y="0"/>
                 <wp:positionH relativeFrom="margin">
                   <wp:posOffset>2533650</wp:posOffset>
@@ -811,11 +811,7 @@
               </mc:Choice>
               <mc:Fallback>
                 <w:pict>
-                  <v:shapetype w14:anchorId="79A59241" id="_x0000_t202" coordsize="21600,21600" o:spt="202" path="m,l,21600r21600,l21600,xe">
-                    <v:stroke joinstyle="miter"/>
-                    <v:path gradientshapeok="t" o:connecttype="rect"/>
-                  </v:shapetype>
-                  <v:shape id="_x0000_s1028" type="#_x0000_t202" style="position:absolute;margin-left:56.25pt;margin-top:138.75pt;width:371.75pt;height:77.05pt;z-index:251670528;visibility:visible;mso-wrap-style:square;mso-width-percent:0;mso-height-percent:0;mso-wrap-distance-left:9pt;mso-wrap-distance-top:0;mso-wrap-distance-right:9pt;mso-wrap-distance-bottom:0;mso-position-horizontal:absolute;mso-position-horizontal-relative:text;mso-position-vertical:absolute;mso-position-vertical-relative:text;mso-width-percent:0;mso-height-percent:0;mso-width-relative:margin;mso-height-relative:margin;v-text-anchor:top" o:gfxdata="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" fillcolor="white [3201]" strokecolor="#002060" strokeweight="3pt">
+                  <v:shape w14:anchorId="79A59241" id="_x0000_s1028" type="#_x0000_t202" style="position:absolute;margin-left:56.25pt;margin-top:138.75pt;width:371.75pt;height:77.05pt;z-index:251670528;visibility:visible;mso-wrap-style:square;mso-width-percent:0;mso-height-percent:0;mso-wrap-distance-left:9pt;mso-wrap-distance-top:0;mso-wrap-distance-right:9pt;mso-wrap-distance-bottom:0;mso-position-horizontal:absolute;mso-position-horizontal-relative:text;mso-position-vertical:absolute;mso-position-vertical-relative:text;mso-width-percent:0;mso-height-percent:0;mso-width-relative:margin;mso-height-relative:margin;v-text-anchor:top" o:gfxdata="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" fillcolor="white [3201]" strokecolor="#002060" strokeweight="3pt">
                     <v:textbox>
                       <w:txbxContent>
                         <w:p>
@@ -1365,7 +1361,7 @@
           <w:r>
             <w:fldChar w:fldCharType="separate"/>
           </w:r>
-          <w:hyperlink w:anchor="_Toc226323484" w:history="1">
+          <w:hyperlink w:anchor="_Toc229427059" w:history="1">
             <w:r>
               <w:rPr>
                 <w:rStyle w:val="Lienhypertexte"/>
@@ -1395,7 +1391,7 @@
                 <w:noProof/>
                 <w:webHidden/>
               </w:rPr>
-              <w:instrText xml:space="preserve"> PAGEREF _Toc226323484 \h </w:instrText>
+              <w:instrText xml:space="preserve"> PAGEREF _Toc229427059 \h </w:instrText>
             </w:r>
             <w:r>
               <w:rPr>
@@ -1441,7 +1437,7 @@
               <w:lang w:eastAsia="fr-FR"/>
             </w:rPr>
           </w:pPr>
-          <w:hyperlink w:anchor="_Toc226323485" w:history="1">
+          <w:hyperlink w:anchor="_Toc229427060" w:history="1">
             <w:r>
               <w:rPr>
                 <w:rStyle w:val="Lienhypertexte"/>
@@ -1491,7 +1487,7 @@
                 <w:noProof/>
                 <w:webHidden/>
               </w:rPr>
-              <w:instrText xml:space="preserve"> PAGEREF _Toc226323485 \h </w:instrText>
+              <w:instrText xml:space="preserve"> PAGEREF _Toc229427060 \h </w:instrText>
             </w:r>
             <w:r>
               <w:rPr>
@@ -1537,7 +1533,7 @@
               <w:lang w:eastAsia="fr-FR"/>
             </w:rPr>
           </w:pPr>
-          <w:hyperlink w:anchor="_Toc226323486" w:history="1">
+          <w:hyperlink w:anchor="_Toc229427061" w:history="1">
             <w:r>
               <w:rPr>
                 <w:rStyle w:val="Lienhypertexte"/>
@@ -1587,7 +1583,7 @@
                 <w:noProof/>
                 <w:webHidden/>
               </w:rPr>
-              <w:instrText xml:space="preserve"> PAGEREF _Toc226323486 \h </w:instrText>
+              <w:instrText xml:space="preserve"> PAGEREF _Toc229427061 \h </w:instrText>
             </w:r>
             <w:r>
               <w:rPr>
@@ -1633,7 +1629,7 @@
               <w:lang w:eastAsia="fr-FR"/>
             </w:rPr>
           </w:pPr>
-          <w:hyperlink w:anchor="_Toc226323487" w:history="1">
+          <w:hyperlink w:anchor="_Toc229427062" w:history="1">
             <w:r>
               <w:rPr>
                 <w:rStyle w:val="Lienhypertexte"/>
@@ -1683,7 +1679,7 @@
                 <w:noProof/>
                 <w:webHidden/>
               </w:rPr>
-              <w:instrText xml:space="preserve"> PAGEREF _Toc226323487 \h </w:instrText>
+              <w:instrText xml:space="preserve"> PAGEREF _Toc229427062 \h </w:instrText>
             </w:r>
             <w:r>
               <w:rPr>
@@ -1729,7 +1725,7 @@
               <w:lang w:eastAsia="fr-FR"/>
             </w:rPr>
           </w:pPr>
-          <w:hyperlink w:anchor="_Toc226323488" w:history="1">
+          <w:hyperlink w:anchor="_Toc229427063" w:history="1">
             <w:r>
               <w:rPr>
                 <w:rStyle w:val="Lienhypertexte"/>
@@ -1779,7 +1775,7 @@
                 <w:noProof/>
                 <w:webHidden/>
               </w:rPr>
-              <w:instrText xml:space="preserve"> PAGEREF _Toc226323488 \h </w:instrText>
+              <w:instrText xml:space="preserve"> PAGEREF _Toc229427063 \h </w:instrText>
             </w:r>
             <w:r>
               <w:rPr>
@@ -1825,7 +1821,7 @@
               <w:lang w:eastAsia="fr-FR"/>
             </w:rPr>
           </w:pPr>
-          <w:hyperlink w:anchor="_Toc226323489" w:history="1">
+          <w:hyperlink w:anchor="_Toc229427064" w:history="1">
             <w:r>
               <w:rPr>
                 <w:rStyle w:val="Lienhypertexte"/>
@@ -1875,7 +1871,7 @@
                 <w:noProof/>
                 <w:webHidden/>
               </w:rPr>
-              <w:instrText xml:space="preserve"> PAGEREF _Toc226323489 \h </w:instrText>
+              <w:instrText xml:space="preserve"> PAGEREF _Toc229427064 \h </w:instrText>
             </w:r>
             <w:r>
               <w:rPr>
@@ -1921,7 +1917,7 @@
               <w:lang w:eastAsia="fr-FR"/>
             </w:rPr>
           </w:pPr>
-          <w:hyperlink w:anchor="_Toc226323490" w:history="1">
+          <w:hyperlink w:anchor="_Toc229427065" w:history="1">
             <w:r>
               <w:rPr>
                 <w:rStyle w:val="Lienhypertexte"/>
@@ -1971,7 +1967,7 @@
                 <w:noProof/>
                 <w:webHidden/>
               </w:rPr>
-              <w:instrText xml:space="preserve"> PAGEREF _Toc226323490 \h </w:instrText>
+              <w:instrText xml:space="preserve"> PAGEREF _Toc229427065 \h </w:instrText>
             </w:r>
             <w:r>
               <w:rPr>
@@ -2017,7 +2013,7 @@
               <w:lang w:eastAsia="fr-FR"/>
             </w:rPr>
           </w:pPr>
-          <w:hyperlink w:anchor="_Toc226323491" w:history="1">
+          <w:hyperlink w:anchor="_Toc229427066" w:history="1">
             <w:r>
               <w:rPr>
                 <w:rStyle w:val="Lienhypertexte"/>
@@ -2067,7 +2063,7 @@
                 <w:noProof/>
                 <w:webHidden/>
               </w:rPr>
-              <w:instrText xml:space="preserve"> PAGEREF _Toc226323491 \h </w:instrText>
+              <w:instrText xml:space="preserve"> PAGEREF _Toc229427066 \h </w:instrText>
             </w:r>
             <w:r>
               <w:rPr>
@@ -2113,7 +2109,7 @@
               <w:lang w:eastAsia="fr-FR"/>
             </w:rPr>
           </w:pPr>
-          <w:hyperlink w:anchor="_Toc226323492" w:history="1">
+          <w:hyperlink w:anchor="_Toc229427067" w:history="1">
             <w:r>
               <w:rPr>
                 <w:rStyle w:val="Lienhypertexte"/>
@@ -2163,7 +2159,7 @@
                 <w:noProof/>
                 <w:webHidden/>
               </w:rPr>
-              <w:instrText xml:space="preserve"> PAGEREF _Toc226323492 \h </w:instrText>
+              <w:instrText xml:space="preserve"> PAGEREF _Toc229427067 \h </w:instrText>
             </w:r>
             <w:r>
               <w:rPr>
@@ -2209,7 +2205,7 @@
               <w:lang w:eastAsia="fr-FR"/>
             </w:rPr>
           </w:pPr>
-          <w:hyperlink w:anchor="_Toc226323493" w:history="1">
+          <w:hyperlink w:anchor="_Toc229427068" w:history="1">
             <w:r>
               <w:rPr>
                 <w:rStyle w:val="Lienhypertexte"/>
@@ -2259,7 +2255,7 @@
                 <w:noProof/>
                 <w:webHidden/>
               </w:rPr>
-              <w:instrText xml:space="preserve"> PAGEREF _Toc226323493 \h </w:instrText>
+              <w:instrText xml:space="preserve"> PAGEREF _Toc229427068 \h </w:instrText>
             </w:r>
             <w:r>
               <w:rPr>
@@ -2305,7 +2301,7 @@
               <w:lang w:eastAsia="fr-FR"/>
             </w:rPr>
           </w:pPr>
-          <w:hyperlink w:anchor="_Toc226323494" w:history="1">
+          <w:hyperlink w:anchor="_Toc229427069" w:history="1">
             <w:r>
               <w:rPr>
                 <w:rStyle w:val="Lienhypertexte"/>
@@ -2355,7 +2351,7 @@
                 <w:noProof/>
                 <w:webHidden/>
               </w:rPr>
-              <w:instrText xml:space="preserve"> PAGEREF _Toc226323494 \h </w:instrText>
+              <w:instrText xml:space="preserve"> PAGEREF _Toc229427069 \h </w:instrText>
             </w:r>
             <w:r>
               <w:rPr>
@@ -2401,7 +2397,7 @@
               <w:lang w:eastAsia="fr-FR"/>
             </w:rPr>
           </w:pPr>
-          <w:hyperlink w:anchor="_Toc226323495" w:history="1">
+          <w:hyperlink w:anchor="_Toc229427070" w:history="1">
             <w:r>
               <w:rPr>
                 <w:rStyle w:val="Lienhypertexte"/>
@@ -2451,7 +2447,7 @@
                 <w:noProof/>
                 <w:webHidden/>
               </w:rPr>
-              <w:instrText xml:space="preserve"> PAGEREF _Toc226323495 \h </w:instrText>
+              <w:instrText xml:space="preserve"> PAGEREF _Toc229427070 \h </w:instrText>
             </w:r>
             <w:r>
               <w:rPr>
@@ -2497,7 +2493,7 @@
               <w:lang w:eastAsia="fr-FR"/>
             </w:rPr>
           </w:pPr>
-          <w:hyperlink w:anchor="_Toc226323496" w:history="1">
+          <w:hyperlink w:anchor="_Toc229427071" w:history="1">
             <w:r>
               <w:rPr>
                 <w:rStyle w:val="Lienhypertexte"/>
@@ -2547,7 +2543,7 @@
                 <w:noProof/>
                 <w:webHidden/>
               </w:rPr>
-              <w:instrText xml:space="preserve"> PAGEREF _Toc226323496 \h </w:instrText>
+              <w:instrText xml:space="preserve"> PAGEREF _Toc229427071 \h </w:instrText>
             </w:r>
             <w:r>
               <w:rPr>
@@ -2593,7 +2589,7 @@
               <w:lang w:eastAsia="fr-FR"/>
             </w:rPr>
           </w:pPr>
-          <w:hyperlink w:anchor="_Toc226323497" w:history="1">
+          <w:hyperlink w:anchor="_Toc229427072" w:history="1">
             <w:r>
               <w:rPr>
                 <w:rStyle w:val="Lienhypertexte"/>
@@ -2643,7 +2639,7 @@
                 <w:noProof/>
                 <w:webHidden/>
               </w:rPr>
-              <w:instrText xml:space="preserve"> PAGEREF _Toc226323497 \h </w:instrText>
+              <w:instrText xml:space="preserve"> PAGEREF _Toc229427072 \h </w:instrText>
             </w:r>
             <w:r>
               <w:rPr>
@@ -2689,7 +2685,7 @@
               <w:lang w:eastAsia="fr-FR"/>
             </w:rPr>
           </w:pPr>
-          <w:hyperlink w:anchor="_Toc226323498" w:history="1">
+          <w:hyperlink w:anchor="_Toc229427073" w:history="1">
             <w:r>
               <w:rPr>
                 <w:rStyle w:val="Lienhypertexte"/>
@@ -2739,7 +2735,7 @@
                 <w:noProof/>
                 <w:webHidden/>
               </w:rPr>
-              <w:instrText xml:space="preserve"> PAGEREF _Toc226323498 \h </w:instrText>
+              <w:instrText xml:space="preserve"> PAGEREF _Toc229427073 \h </w:instrText>
             </w:r>
             <w:r>
               <w:rPr>
@@ -2785,7 +2781,7 @@
               <w:lang w:eastAsia="fr-FR"/>
             </w:rPr>
           </w:pPr>
-          <w:hyperlink w:anchor="_Toc226323499" w:history="1">
+          <w:hyperlink w:anchor="_Toc229427074" w:history="1">
             <w:r>
               <w:rPr>
                 <w:rStyle w:val="Lienhypertexte"/>
@@ -2835,7 +2831,7 @@
                 <w:noProof/>
                 <w:webHidden/>
               </w:rPr>
-              <w:instrText xml:space="preserve"> PAGEREF _Toc226323499 \h </w:instrText>
+              <w:instrText xml:space="preserve"> PAGEREF _Toc229427074 \h </w:instrText>
             </w:r>
             <w:r>
               <w:rPr>
@@ -2881,7 +2877,7 @@
               <w:lang w:eastAsia="fr-FR"/>
             </w:rPr>
           </w:pPr>
-          <w:hyperlink w:anchor="_Toc226323500" w:history="1">
+          <w:hyperlink w:anchor="_Toc229427075" w:history="1">
             <w:r>
               <w:rPr>
                 <w:rStyle w:val="Lienhypertexte"/>
@@ -2931,7 +2927,7 @@
                 <w:noProof/>
                 <w:webHidden/>
               </w:rPr>
-              <w:instrText xml:space="preserve"> PAGEREF _Toc226323500 \h </w:instrText>
+              <w:instrText xml:space="preserve"> PAGEREF _Toc229427075 \h </w:instrText>
             </w:r>
             <w:r>
               <w:rPr>
@@ -2951,7 +2947,7 @@
                 <w:noProof/>
                 <w:webHidden/>
               </w:rPr>
-              <w:t>18</w:t>
+              <w:t>19</w:t>
             </w:r>
             <w:r>
               <w:rPr>
@@ -2977,7 +2973,7 @@
               <w:lang w:eastAsia="fr-FR"/>
             </w:rPr>
           </w:pPr>
-          <w:hyperlink w:anchor="_Toc226323501" w:history="1">
+          <w:hyperlink w:anchor="_Toc229427076" w:history="1">
             <w:r>
               <w:rPr>
                 <w:rStyle w:val="Lienhypertexte"/>
@@ -3027,7 +3023,7 @@
                 <w:noProof/>
                 <w:webHidden/>
               </w:rPr>
-              <w:instrText xml:space="preserve"> PAGEREF _Toc226323501 \h </w:instrText>
+              <w:instrText xml:space="preserve"> PAGEREF _Toc229427076 \h </w:instrText>
             </w:r>
             <w:r>
               <w:rPr>
@@ -3047,7 +3043,7 @@
                 <w:noProof/>
                 <w:webHidden/>
               </w:rPr>
-              <w:t>19</w:t>
+              <w:t>21</w:t>
             </w:r>
             <w:r>
               <w:rPr>
@@ -3073,7 +3069,7 @@
               <w:lang w:eastAsia="fr-FR"/>
             </w:rPr>
           </w:pPr>
-          <w:hyperlink w:anchor="_Toc226323502" w:history="1">
+          <w:hyperlink w:anchor="_Toc229427077" w:history="1">
             <w:r>
               <w:rPr>
                 <w:rStyle w:val="Lienhypertexte"/>
@@ -3123,7 +3119,7 @@
                 <w:noProof/>
                 <w:webHidden/>
               </w:rPr>
-              <w:instrText xml:space="preserve"> PAGEREF _Toc226323502 \h </w:instrText>
+              <w:instrText xml:space="preserve"> PAGEREF _Toc229427077 \h </w:instrText>
             </w:r>
             <w:r>
               <w:rPr>
@@ -3143,7 +3139,7 @@
                 <w:noProof/>
                 <w:webHidden/>
               </w:rPr>
-              <w:t>19</w:t>
+              <w:t>21</w:t>
             </w:r>
             <w:r>
               <w:rPr>
@@ -3169,7 +3165,7 @@
               <w:lang w:eastAsia="fr-FR"/>
             </w:rPr>
           </w:pPr>
-          <w:hyperlink w:anchor="_Toc226323503" w:history="1">
+          <w:hyperlink w:anchor="_Toc229427078" w:history="1">
             <w:r>
               <w:rPr>
                 <w:rStyle w:val="Lienhypertexte"/>
@@ -3219,7 +3215,7 @@
                 <w:noProof/>
                 <w:webHidden/>
               </w:rPr>
-              <w:instrText xml:space="preserve"> PAGEREF _Toc226323503 \h </w:instrText>
+              <w:instrText xml:space="preserve"> PAGEREF _Toc229427078 \h </w:instrText>
             </w:r>
             <w:r>
               <w:rPr>
@@ -3239,7 +3235,7 @@
                 <w:noProof/>
                 <w:webHidden/>
               </w:rPr>
-              <w:t>20</w:t>
+              <w:t>22</w:t>
             </w:r>
             <w:r>
               <w:rPr>
@@ -3264,7 +3260,7 @@
               <w:lang w:eastAsia="fr-FR"/>
             </w:rPr>
           </w:pPr>
-          <w:hyperlink w:anchor="_Toc226323504" w:history="1">
+          <w:hyperlink w:anchor="_Toc229427079" w:history="1">
             <w:r>
               <w:rPr>
                 <w:rStyle w:val="Lienhypertexte"/>
@@ -3294,7 +3290,7 @@
                 <w:noProof/>
                 <w:webHidden/>
               </w:rPr>
-              <w:instrText xml:space="preserve"> PAGEREF _Toc226323504 \h </w:instrText>
+              <w:instrText xml:space="preserve"> PAGEREF _Toc229427079 \h </w:instrText>
             </w:r>
             <w:r>
               <w:rPr>
@@ -3314,7 +3310,7 @@
                 <w:noProof/>
                 <w:webHidden/>
               </w:rPr>
-              <w:t>21</w:t>
+              <w:t>23</w:t>
             </w:r>
             <w:r>
               <w:rPr>
@@ -3339,7 +3335,7 @@
               <w:lang w:eastAsia="fr-FR"/>
             </w:rPr>
           </w:pPr>
-          <w:hyperlink w:anchor="_Toc226323505" w:history="1">
+          <w:hyperlink w:anchor="_Toc229427080" w:history="1">
             <w:r>
               <w:rPr>
                 <w:rStyle w:val="Lienhypertexte"/>
@@ -3369,7 +3365,7 @@
                 <w:noProof/>
                 <w:webHidden/>
               </w:rPr>
-              <w:instrText xml:space="preserve"> PAGEREF _Toc226323505 \h </w:instrText>
+              <w:instrText xml:space="preserve"> PAGEREF _Toc229427080 \h </w:instrText>
             </w:r>
             <w:r>
               <w:rPr>
@@ -3389,7 +3385,7 @@
                 <w:noProof/>
                 <w:webHidden/>
               </w:rPr>
-              <w:t>22</w:t>
+              <w:t>24</w:t>
             </w:r>
             <w:r>
               <w:rPr>
@@ -3414,7 +3410,7 @@
               <w:lang w:eastAsia="fr-FR"/>
             </w:rPr>
           </w:pPr>
-          <w:hyperlink w:anchor="_Toc226323506" w:history="1">
+          <w:hyperlink w:anchor="_Toc229427081" w:history="1">
             <w:r>
               <w:rPr>
                 <w:rStyle w:val="Lienhypertexte"/>
@@ -3442,7 +3438,7 @@
                 <w:noProof/>
                 <w:webHidden/>
               </w:rPr>
-              <w:instrText xml:space="preserve"> PAGEREF _Toc226323506 \h </w:instrText>
+              <w:instrText xml:space="preserve"> PAGEREF _Toc229427081 \h </w:instrText>
             </w:r>
             <w:r>
               <w:rPr>
@@ -3462,7 +3458,7 @@
                 <w:noProof/>
                 <w:webHidden/>
               </w:rPr>
-              <w:t>23</w:t>
+              <w:t>25</w:t>
             </w:r>
             <w:r>
               <w:rPr>
@@ -3487,7 +3483,7 @@
               <w:lang w:eastAsia="fr-FR"/>
             </w:rPr>
           </w:pPr>
-          <w:hyperlink w:anchor="_Toc226323507" w:history="1">
+          <w:hyperlink w:anchor="_Toc229427082" w:history="1">
             <w:r>
               <w:rPr>
                 <w:rStyle w:val="Lienhypertexte"/>
@@ -3515,7 +3511,7 @@
                 <w:noProof/>
                 <w:webHidden/>
               </w:rPr>
-              <w:instrText xml:space="preserve"> PAGEREF _Toc226323507 \h </w:instrText>
+              <w:instrText xml:space="preserve"> PAGEREF _Toc229427082 \h </w:instrText>
             </w:r>
             <w:r>
               <w:rPr>
@@ -3535,7 +3531,7 @@
                 <w:noProof/>
                 <w:webHidden/>
               </w:rPr>
-              <w:t>24</w:t>
+              <w:t>26</w:t>
             </w:r>
             <w:r>
               <w:rPr>
@@ -3560,7 +3556,7 @@
               <w:lang w:eastAsia="fr-FR"/>
             </w:rPr>
           </w:pPr>
-          <w:hyperlink w:anchor="_Toc226323508" w:history="1">
+          <w:hyperlink w:anchor="_Toc229427083" w:history="1">
             <w:r>
               <w:rPr>
                 <w:rStyle w:val="Lienhypertexte"/>
@@ -3588,7 +3584,7 @@
                 <w:noProof/>
                 <w:webHidden/>
               </w:rPr>
-              <w:instrText xml:space="preserve"> PAGEREF _Toc226323508 \h </w:instrText>
+              <w:instrText xml:space="preserve"> PAGEREF _Toc229427083 \h </w:instrText>
             </w:r>
             <w:r>
               <w:rPr>
@@ -3608,7 +3604,7 @@
                 <w:noProof/>
                 <w:webHidden/>
               </w:rPr>
-              <w:t>28</w:t>
+              <w:t>30</w:t>
             </w:r>
             <w:r>
               <w:rPr>
@@ -3661,7 +3657,7 @@
           <w:color w:val="000000" w:themeColor="text1"/>
         </w:rPr>
       </w:pPr>
-      <w:bookmarkStart w:id="0" w:name="_Toc226323484"/>
+      <w:bookmarkStart w:id="0" w:name="_Toc229427059"/>
       <w:r>
         <w:rPr>
           <w:rFonts w:ascii="Garamond" w:hAnsi="Garamond"/>
@@ -4159,7 +4155,7 @@
           <w:color w:val="000000" w:themeColor="text1"/>
         </w:rPr>
       </w:pPr>
-      <w:bookmarkStart w:id="1" w:name="_Toc226323485"/>
+      <w:bookmarkStart w:id="1" w:name="_Toc229427060"/>
       <w:r>
         <w:rPr>
           <w:rFonts w:ascii="Garamond" w:hAnsi="Garamond"/>
@@ -4869,7 +4865,7 @@
           <w:color w:val="000000" w:themeColor="text1"/>
         </w:rPr>
       </w:pPr>
-      <w:bookmarkStart w:id="2" w:name="_Toc226323486"/>
+      <w:bookmarkStart w:id="2" w:name="_Toc229427061"/>
       <w:r>
         <w:rPr>
           <w:rFonts w:ascii="Garamond" w:hAnsi="Garamond"/>
@@ -5189,7 +5185,7 @@
           <w:color w:val="000000" w:themeColor="text1"/>
         </w:rPr>
       </w:pPr>
-      <w:bookmarkStart w:id="3" w:name="_Toc226323487"/>
+      <w:bookmarkStart w:id="3" w:name="_Toc229427062"/>
       <w:r>
         <w:rPr>
           <w:rFonts w:ascii="Garamond" w:hAnsi="Garamond"/>
@@ -5216,7 +5212,7 @@
           <w:color w:val="000000" w:themeColor="text1"/>
         </w:rPr>
       </w:pPr>
-      <w:bookmarkStart w:id="4" w:name="_Toc226323488"/>
+      <w:bookmarkStart w:id="4" w:name="_Toc229427063"/>
       <w:r>
         <w:rPr>
           <w:rFonts w:ascii="Garamond" w:hAnsi="Garamond"/>
@@ -5787,7 +5783,7 @@
           <w:color w:val="000000" w:themeColor="text1"/>
         </w:rPr>
       </w:pPr>
-      <w:bookmarkStart w:id="5" w:name="_Toc226323489"/>
+      <w:bookmarkStart w:id="5" w:name="_Toc229427064"/>
       <w:r>
         <w:rPr>
           <w:rFonts w:ascii="Garamond" w:hAnsi="Garamond"/>
@@ -6988,7 +6984,7 @@
           <w:color w:val="000000" w:themeColor="text1"/>
         </w:rPr>
       </w:pPr>
-      <w:bookmarkStart w:id="6" w:name="_Toc226323490"/>
+      <w:bookmarkStart w:id="6" w:name="_Toc229427065"/>
       <w:r>
         <w:rPr>
           <w:rFonts w:ascii="Garamond" w:hAnsi="Garamond"/>
@@ -7184,7 +7180,7 @@
           <w:color w:val="000000" w:themeColor="text1"/>
         </w:rPr>
       </w:pPr>
-      <w:bookmarkStart w:id="7" w:name="_Toc226323491"/>
+      <w:bookmarkStart w:id="7" w:name="_Toc229427066"/>
       <w:r>
         <w:rPr>
           <w:rFonts w:ascii="Garamond" w:hAnsi="Garamond"/>
@@ -7211,7 +7207,7 @@
           <w:color w:val="000000" w:themeColor="text1"/>
         </w:rPr>
       </w:pPr>
-      <w:bookmarkStart w:id="8" w:name="_Toc226323492"/>
+      <w:bookmarkStart w:id="8" w:name="_Toc229427067"/>
       <w:r>
         <w:rPr>
           <w:rFonts w:ascii="Garamond" w:hAnsi="Garamond"/>
@@ -7619,7 +7615,7 @@
           <w:color w:val="000000" w:themeColor="text1"/>
         </w:rPr>
       </w:pPr>
-      <w:bookmarkStart w:id="9" w:name="_Toc226323493"/>
+      <w:bookmarkStart w:id="9" w:name="_Toc229427068"/>
       <w:r>
         <w:rPr>
           <w:rFonts w:ascii="Garamond" w:hAnsi="Garamond"/>
@@ -8821,7 +8817,7 @@
           <w:color w:val="000000" w:themeColor="text1"/>
         </w:rPr>
       </w:pPr>
-      <w:bookmarkStart w:id="10" w:name="_Toc226323494"/>
+      <w:bookmarkStart w:id="10" w:name="_Toc229427069"/>
       <w:r>
         <w:rPr>
           <w:rFonts w:ascii="Garamond" w:hAnsi="Garamond"/>
@@ -9051,7 +9047,7 @@
           <w:color w:val="000000" w:themeColor="text1"/>
         </w:rPr>
       </w:pPr>
-      <w:bookmarkStart w:id="11" w:name="_Toc226323495"/>
+      <w:bookmarkStart w:id="11" w:name="_Toc229427070"/>
       <w:r>
         <w:rPr>
           <w:rFonts w:ascii="Garamond" w:hAnsi="Garamond"/>
@@ -9078,7 +9074,7 @@
           <w:color w:val="000000" w:themeColor="text1"/>
         </w:rPr>
       </w:pPr>
-      <w:bookmarkStart w:id="12" w:name="_Toc226323496"/>
+      <w:bookmarkStart w:id="12" w:name="_Toc229427071"/>
       <w:r>
         <w:rPr>
           <w:rFonts w:ascii="Garamond" w:hAnsi="Garamond"/>
@@ -9332,7 +9328,7 @@
           <w:color w:val="000000" w:themeColor="text1"/>
         </w:rPr>
       </w:pPr>
-      <w:bookmarkStart w:id="13" w:name="_Toc226323497"/>
+      <w:bookmarkStart w:id="13" w:name="_Toc229427072"/>
       <w:r>
         <w:rPr>
           <w:rFonts w:ascii="Garamond" w:hAnsi="Garamond"/>
@@ -10502,7 +10498,7 @@
           <w:color w:val="000000" w:themeColor="text1"/>
         </w:rPr>
       </w:pPr>
-      <w:bookmarkStart w:id="14" w:name="_Toc226323498"/>
+      <w:bookmarkStart w:id="14" w:name="_Toc229427073"/>
       <w:r>
         <w:rPr>
           <w:rFonts w:ascii="Garamond" w:hAnsi="Garamond"/>
@@ -10685,7 +10681,7 @@
           <w:color w:val="000000" w:themeColor="text1"/>
         </w:rPr>
       </w:pPr>
-      <w:bookmarkStart w:id="15" w:name="_Toc226323499"/>
+      <w:bookmarkStart w:id="15" w:name="_Toc229427074"/>
       <w:r>
         <w:rPr>
           <w:rFonts w:ascii="Garamond" w:hAnsi="Garamond"/>
@@ -10815,10 +10811,10 @@
             <v:path o:extrusionok="f" gradientshapeok="t" o:connecttype="rect"/>
             <o:lock v:ext="edit" aspectratio="t"/>
           </v:shapetype>
-          <v:shape id="_x0000_i1028" type="#_x0000_t75" style="width:415.25pt;height:74.5pt" o:ole="">
+          <v:shape id="_x0000_i1025" type="#_x0000_t75" style="width:415.5pt;height:74.5pt" o:ole="">
             <v:imagedata r:id="rId32" o:title=""/>
           </v:shape>
-          <o:OLEObject Type="Embed" ProgID="Excel.Sheet.12" ShapeID="_x0000_i1028" DrawAspect="Content" ObjectID="_1839514751" r:id="rId33"/>
+          <o:OLEObject Type="Embed" ProgID="Excel.Sheet.12" ShapeID="_x0000_i1025" DrawAspect="Content" ObjectID="_1840039802" r:id="rId33"/>
         </w:object>
       </w:r>
     </w:p>
@@ -10864,6 +10860,14 @@
           <w:szCs w:val="28"/>
         </w:rPr>
       </w:pPr>
+      <w:r>
+        <w:rPr>
+          <w:rFonts w:ascii="Garamond" w:hAnsi="Garamond"/>
+          <w:sz w:val="28"/>
+          <w:szCs w:val="28"/>
+        </w:rPr>
+        <w:br w:type="page"/>
+      </w:r>
     </w:p>
     <w:p>
       <w:pPr>
@@ -10873,6 +10877,15 @@
           <w:szCs w:val="28"/>
         </w:rPr>
       </w:pPr>
+      <w:r>
+        <w:rPr>
+          <w:rFonts w:ascii="Garamond" w:hAnsi="Garamond"/>
+          <w:sz w:val="28"/>
+          <w:szCs w:val="28"/>
+        </w:rPr>
+        <w:lastRenderedPageBreak/>
+        <w:br w:type="page"/>
+      </w:r>
     </w:p>
     <w:p>
       <w:pPr>
@@ -10882,42 +10895,77 @@
           <w:szCs w:val="28"/>
         </w:rPr>
       </w:pPr>
-    </w:p>
-    <w:p>
-      <w:pPr>
-        <w:rPr>
-          <w:rFonts w:ascii="Garamond" w:hAnsi="Garamond"/>
-          <w:sz w:val="28"/>
-          <w:szCs w:val="28"/>
-        </w:rPr>
-      </w:pPr>
-    </w:p>
-    <w:p>
-      <w:pPr>
-        <w:rPr>
-          <w:rFonts w:ascii="Garamond" w:hAnsi="Garamond"/>
-          <w:sz w:val="28"/>
-          <w:szCs w:val="28"/>
-        </w:rPr>
-      </w:pPr>
-    </w:p>
-    <w:p>
-      <w:pPr>
-        <w:rPr>
-          <w:rFonts w:ascii="Garamond" w:hAnsi="Garamond"/>
-          <w:sz w:val="28"/>
-          <w:szCs w:val="28"/>
-        </w:rPr>
-      </w:pPr>
-    </w:p>
-    <w:p>
-      <w:pPr>
-        <w:rPr>
-          <w:rFonts w:ascii="Garamond" w:hAnsi="Garamond"/>
-          <w:sz w:val="28"/>
-          <w:szCs w:val="28"/>
-        </w:rPr>
-      </w:pPr>
+      <w:r>
+        <w:rPr>
+          <w:rFonts w:ascii="Garamond" w:hAnsi="Garamond"/>
+          <w:sz w:val="28"/>
+          <w:szCs w:val="28"/>
+        </w:rPr>
+        <w:lastRenderedPageBreak/>
+        <w:drawing>
+          <wp:anchor distT="0" distB="0" distL="114300" distR="114300" simplePos="0" relativeHeight="251681792" behindDoc="0" locked="0" layoutInCell="1" allowOverlap="1" wp14:anchorId="0F3C7EE1" wp14:editId="7D42BDF8">
+            <wp:simplePos x="0" y="0"/>
+            <wp:positionH relativeFrom="margin">
+              <wp:posOffset>-436245</wp:posOffset>
+            </wp:positionH>
+            <wp:positionV relativeFrom="paragraph">
+              <wp:posOffset>0</wp:posOffset>
+            </wp:positionV>
+            <wp:extent cx="6874510" cy="3994150"/>
+            <wp:effectExtent l="0" t="0" r="2540" b="6350"/>
+            <wp:wrapThrough wrapText="bothSides">
+              <wp:wrapPolygon edited="0">
+                <wp:start x="0" y="0"/>
+                <wp:lineTo x="0" y="21531"/>
+                <wp:lineTo x="21548" y="21531"/>
+                <wp:lineTo x="21548" y="0"/>
+                <wp:lineTo x="0" y="0"/>
+              </wp:wrapPolygon>
+            </wp:wrapThrough>
+            <wp:docPr id="1925427370" name="Image 1"/>
+            <wp:cNvGraphicFramePr>
+              <a:graphicFrameLocks xmlns:a="http://schemas.openxmlformats.org/drawingml/2006/main" noChangeAspect="1"/>
+            </wp:cNvGraphicFramePr>
+            <a:graphic xmlns:a="http://schemas.openxmlformats.org/drawingml/2006/main">
+              <a:graphicData uri="http://schemas.openxmlformats.org/drawingml/2006/picture">
+                <pic:pic xmlns:pic="http://schemas.openxmlformats.org/drawingml/2006/picture">
+                  <pic:nvPicPr>
+                    <pic:cNvPr id="1925427370" name=""/>
+                    <pic:cNvPicPr/>
+                  </pic:nvPicPr>
+                  <pic:blipFill>
+                    <a:blip r:embed="rId34" cstate="print">
+                      <a:extLst>
+                        <a:ext uri="{28A0092B-C50C-407E-A947-70E740481C1C}">
+                          <a14:useLocalDpi xmlns:a14="http://schemas.microsoft.com/office/drawing/2010/main" val="0"/>
+                        </a:ext>
+                      </a:extLst>
+                    </a:blip>
+                    <a:stretch>
+                      <a:fillRect/>
+                    </a:stretch>
+                  </pic:blipFill>
+                  <pic:spPr>
+                    <a:xfrm>
+                      <a:off x="0" y="0"/>
+                      <a:ext cx="6874510" cy="3994150"/>
+                    </a:xfrm>
+                    <a:prstGeom prst="rect">
+                      <a:avLst/>
+                    </a:prstGeom>
+                  </pic:spPr>
+                </pic:pic>
+              </a:graphicData>
+            </a:graphic>
+            <wp14:sizeRelH relativeFrom="page">
+              <wp14:pctWidth>0</wp14:pctWidth>
+            </wp14:sizeRelH>
+            <wp14:sizeRelV relativeFrom="page">
+              <wp14:pctHeight>0</wp14:pctHeight>
+            </wp14:sizeRelV>
+          </wp:anchor>
+        </w:drawing>
+      </w:r>
     </w:p>
     <w:p>
       <w:pPr>
@@ -10934,7 +10982,7 @@
           <w:color w:val="000000" w:themeColor="text1"/>
         </w:rPr>
       </w:pPr>
-      <w:bookmarkStart w:id="17" w:name="_Toc226323500"/>
+      <w:bookmarkStart w:id="17" w:name="_Toc229427075"/>
       <w:r>
         <w:rPr>
           <w:rFonts w:ascii="Garamond" w:hAnsi="Garamond"/>
@@ -10942,7 +10990,6 @@
           <w:bCs/>
           <w:color w:val="000000" w:themeColor="text1"/>
         </w:rPr>
-        <w:lastRenderedPageBreak/>
         <w:t>Tableau comparatif des métriques principale</w:t>
       </w:r>
       <w:bookmarkEnd w:id="17"/>
@@ -10950,21 +10997,24 @@
     <w:tbl>
       <w:tblPr>
         <w:tblStyle w:val="Grilledutableau"/>
-        <w:tblW w:w="10348" w:type="dxa"/>
+        <w:tblW w:w="10435" w:type="dxa"/>
         <w:tblInd w:w="-572" w:type="dxa"/>
         <w:tblLook w:val="04A0" w:firstRow="1" w:lastRow="0" w:firstColumn="1" w:lastColumn="0" w:noHBand="0" w:noVBand="1"/>
       </w:tblPr>
       <w:tblGrid>
-        <w:gridCol w:w="2150"/>
-        <w:gridCol w:w="1651"/>
-        <w:gridCol w:w="1812"/>
-        <w:gridCol w:w="1758"/>
-        <w:gridCol w:w="2977"/>
+        <w:gridCol w:w="2168"/>
+        <w:gridCol w:w="1665"/>
+        <w:gridCol w:w="1827"/>
+        <w:gridCol w:w="1773"/>
+        <w:gridCol w:w="3002"/>
       </w:tblGrid>
       <w:tr>
+        <w:trPr>
+          <w:trHeight w:val="658"/>
+        </w:trPr>
         <w:tc>
           <w:tcPr>
-            <w:tcW w:w="2150" w:type="dxa"/>
+            <w:tcW w:w="2168" w:type="dxa"/>
             <w:shd w:val="clear" w:color="auto" w:fill="76CDEE" w:themeFill="accent1" w:themeFillTint="99"/>
             <w:vAlign w:val="center"/>
             <w:hideMark/>
@@ -10995,7 +11045,7 @@
         </w:tc>
         <w:tc>
           <w:tcPr>
-            <w:tcW w:w="1651" w:type="dxa"/>
+            <w:tcW w:w="1665" w:type="dxa"/>
             <w:shd w:val="clear" w:color="auto" w:fill="76CDEE" w:themeFill="accent1" w:themeFillTint="99"/>
             <w:vAlign w:val="center"/>
             <w:hideMark/>
@@ -11038,7 +11088,7 @@
         </w:tc>
         <w:tc>
           <w:tcPr>
-            <w:tcW w:w="1812" w:type="dxa"/>
+            <w:tcW w:w="1827" w:type="dxa"/>
             <w:shd w:val="clear" w:color="auto" w:fill="76CDEE" w:themeFill="accent1" w:themeFillTint="99"/>
             <w:vAlign w:val="center"/>
             <w:hideMark/>
@@ -11069,7 +11119,7 @@
         </w:tc>
         <w:tc>
           <w:tcPr>
-            <w:tcW w:w="1758" w:type="dxa"/>
+            <w:tcW w:w="1773" w:type="dxa"/>
             <w:shd w:val="clear" w:color="auto" w:fill="76CDEE" w:themeFill="accent1" w:themeFillTint="99"/>
             <w:vAlign w:val="center"/>
             <w:hideMark/>
@@ -11100,7 +11150,7 @@
         </w:tc>
         <w:tc>
           <w:tcPr>
-            <w:tcW w:w="2977" w:type="dxa"/>
+            <w:tcW w:w="3002" w:type="dxa"/>
             <w:shd w:val="clear" w:color="auto" w:fill="76CDEE" w:themeFill="accent1" w:themeFillTint="99"/>
             <w:vAlign w:val="center"/>
             <w:hideMark/>
@@ -11131,9 +11181,12 @@
         </w:tc>
       </w:tr>
       <w:tr>
+        <w:trPr>
+          <w:trHeight w:val="658"/>
+        </w:trPr>
         <w:tc>
           <w:tcPr>
-            <w:tcW w:w="2150" w:type="dxa"/>
+            <w:tcW w:w="2168" w:type="dxa"/>
             <w:vAlign w:val="center"/>
             <w:hideMark/>
           </w:tcPr>
@@ -11159,7 +11212,7 @@
         </w:tc>
         <w:tc>
           <w:tcPr>
-            <w:tcW w:w="1651" w:type="dxa"/>
+            <w:tcW w:w="1665" w:type="dxa"/>
             <w:vAlign w:val="center"/>
             <w:hideMark/>
           </w:tcPr>
@@ -11185,7 +11238,7 @@
         </w:tc>
         <w:tc>
           <w:tcPr>
-            <w:tcW w:w="1812" w:type="dxa"/>
+            <w:tcW w:w="1827" w:type="dxa"/>
             <w:vAlign w:val="center"/>
             <w:hideMark/>
           </w:tcPr>
@@ -11211,7 +11264,7 @@
         </w:tc>
         <w:tc>
           <w:tcPr>
-            <w:tcW w:w="1758" w:type="dxa"/>
+            <w:tcW w:w="1773" w:type="dxa"/>
             <w:vAlign w:val="center"/>
             <w:hideMark/>
           </w:tcPr>
@@ -11237,7 +11290,7 @@
         </w:tc>
         <w:tc>
           <w:tcPr>
-            <w:tcW w:w="2977" w:type="dxa"/>
+            <w:tcW w:w="3002" w:type="dxa"/>
             <w:vAlign w:val="center"/>
             <w:hideMark/>
           </w:tcPr>
@@ -11263,9 +11316,12 @@
         </w:tc>
       </w:tr>
       <w:tr>
+        <w:trPr>
+          <w:trHeight w:val="924"/>
+        </w:trPr>
         <w:tc>
           <w:tcPr>
-            <w:tcW w:w="2150" w:type="dxa"/>
+            <w:tcW w:w="2168" w:type="dxa"/>
             <w:vAlign w:val="center"/>
             <w:hideMark/>
           </w:tcPr>
@@ -11291,7 +11347,7 @@
         </w:tc>
         <w:tc>
           <w:tcPr>
-            <w:tcW w:w="1651" w:type="dxa"/>
+            <w:tcW w:w="1665" w:type="dxa"/>
             <w:vAlign w:val="center"/>
             <w:hideMark/>
           </w:tcPr>
@@ -11331,7 +11387,7 @@
         </w:tc>
         <w:tc>
           <w:tcPr>
-            <w:tcW w:w="1812" w:type="dxa"/>
+            <w:tcW w:w="1827" w:type="dxa"/>
             <w:vAlign w:val="center"/>
             <w:hideMark/>
           </w:tcPr>
@@ -11379,7 +11435,7 @@
         </w:tc>
         <w:tc>
           <w:tcPr>
-            <w:tcW w:w="1758" w:type="dxa"/>
+            <w:tcW w:w="1773" w:type="dxa"/>
             <w:vAlign w:val="center"/>
             <w:hideMark/>
           </w:tcPr>
@@ -11419,7 +11475,7 @@
         </w:tc>
         <w:tc>
           <w:tcPr>
-            <w:tcW w:w="2977" w:type="dxa"/>
+            <w:tcW w:w="3002" w:type="dxa"/>
             <w:vAlign w:val="center"/>
             <w:hideMark/>
           </w:tcPr>
@@ -11445,9 +11501,12 @@
         </w:tc>
       </w:tr>
       <w:tr>
+        <w:trPr>
+          <w:trHeight w:val="924"/>
+        </w:trPr>
         <w:tc>
           <w:tcPr>
-            <w:tcW w:w="2150" w:type="dxa"/>
+            <w:tcW w:w="2168" w:type="dxa"/>
             <w:vAlign w:val="center"/>
             <w:hideMark/>
           </w:tcPr>
@@ -11473,7 +11532,7 @@
         </w:tc>
         <w:tc>
           <w:tcPr>
-            <w:tcW w:w="1651" w:type="dxa"/>
+            <w:tcW w:w="1665" w:type="dxa"/>
             <w:vAlign w:val="center"/>
             <w:hideMark/>
           </w:tcPr>
@@ -11499,7 +11558,7 @@
         </w:tc>
         <w:tc>
           <w:tcPr>
-            <w:tcW w:w="1812" w:type="dxa"/>
+            <w:tcW w:w="1827" w:type="dxa"/>
             <w:vAlign w:val="center"/>
             <w:hideMark/>
           </w:tcPr>
@@ -11525,7 +11584,7 @@
         </w:tc>
         <w:tc>
           <w:tcPr>
-            <w:tcW w:w="1758" w:type="dxa"/>
+            <w:tcW w:w="1773" w:type="dxa"/>
             <w:vAlign w:val="center"/>
             <w:hideMark/>
           </w:tcPr>
@@ -11551,7 +11610,7 @@
         </w:tc>
         <w:tc>
           <w:tcPr>
-            <w:tcW w:w="2977" w:type="dxa"/>
+            <w:tcW w:w="3002" w:type="dxa"/>
             <w:vAlign w:val="center"/>
             <w:hideMark/>
           </w:tcPr>
@@ -11577,9 +11636,12 @@
         </w:tc>
       </w:tr>
       <w:tr>
+        <w:trPr>
+          <w:trHeight w:val="924"/>
+        </w:trPr>
         <w:tc>
           <w:tcPr>
-            <w:tcW w:w="2150" w:type="dxa"/>
+            <w:tcW w:w="2168" w:type="dxa"/>
             <w:vAlign w:val="center"/>
             <w:hideMark/>
           </w:tcPr>
@@ -11605,7 +11667,7 @@
         </w:tc>
         <w:tc>
           <w:tcPr>
-            <w:tcW w:w="1651" w:type="dxa"/>
+            <w:tcW w:w="1665" w:type="dxa"/>
             <w:vAlign w:val="center"/>
             <w:hideMark/>
           </w:tcPr>
@@ -11631,7 +11693,7 @@
         </w:tc>
         <w:tc>
           <w:tcPr>
-            <w:tcW w:w="1812" w:type="dxa"/>
+            <w:tcW w:w="1827" w:type="dxa"/>
             <w:vAlign w:val="center"/>
             <w:hideMark/>
           </w:tcPr>
@@ -11657,7 +11719,7 @@
         </w:tc>
         <w:tc>
           <w:tcPr>
-            <w:tcW w:w="1758" w:type="dxa"/>
+            <w:tcW w:w="1773" w:type="dxa"/>
             <w:vAlign w:val="center"/>
             <w:hideMark/>
           </w:tcPr>
@@ -11683,7 +11745,7 @@
         </w:tc>
         <w:tc>
           <w:tcPr>
-            <w:tcW w:w="2977" w:type="dxa"/>
+            <w:tcW w:w="3002" w:type="dxa"/>
             <w:vAlign w:val="center"/>
             <w:hideMark/>
           </w:tcPr>
@@ -11709,9 +11771,12 @@
         </w:tc>
       </w:tr>
       <w:tr>
+        <w:trPr>
+          <w:trHeight w:val="658"/>
+        </w:trPr>
         <w:tc>
           <w:tcPr>
-            <w:tcW w:w="2150" w:type="dxa"/>
+            <w:tcW w:w="2168" w:type="dxa"/>
             <w:vAlign w:val="center"/>
             <w:hideMark/>
           </w:tcPr>
@@ -11737,7 +11802,7 @@
         </w:tc>
         <w:tc>
           <w:tcPr>
-            <w:tcW w:w="1651" w:type="dxa"/>
+            <w:tcW w:w="1665" w:type="dxa"/>
             <w:vAlign w:val="center"/>
             <w:hideMark/>
           </w:tcPr>
@@ -11763,7 +11828,7 @@
         </w:tc>
         <w:tc>
           <w:tcPr>
-            <w:tcW w:w="1812" w:type="dxa"/>
+            <w:tcW w:w="1827" w:type="dxa"/>
             <w:vAlign w:val="center"/>
             <w:hideMark/>
           </w:tcPr>
@@ -11789,7 +11854,7 @@
         </w:tc>
         <w:tc>
           <w:tcPr>
-            <w:tcW w:w="1758" w:type="dxa"/>
+            <w:tcW w:w="1773" w:type="dxa"/>
             <w:vAlign w:val="center"/>
             <w:hideMark/>
           </w:tcPr>
@@ -11815,7 +11880,7 @@
         </w:tc>
         <w:tc>
           <w:tcPr>
-            <w:tcW w:w="2977" w:type="dxa"/>
+            <w:tcW w:w="3002" w:type="dxa"/>
             <w:vAlign w:val="center"/>
             <w:hideMark/>
           </w:tcPr>
@@ -11851,9 +11916,12 @@
         </w:tc>
       </w:tr>
       <w:tr>
+        <w:trPr>
+          <w:trHeight w:val="658"/>
+        </w:trPr>
         <w:tc>
           <w:tcPr>
-            <w:tcW w:w="2150" w:type="dxa"/>
+            <w:tcW w:w="2168" w:type="dxa"/>
             <w:vAlign w:val="center"/>
             <w:hideMark/>
           </w:tcPr>
@@ -11915,7 +11983,7 @@
         </w:tc>
         <w:tc>
           <w:tcPr>
-            <w:tcW w:w="1651" w:type="dxa"/>
+            <w:tcW w:w="1665" w:type="dxa"/>
             <w:vAlign w:val="center"/>
             <w:hideMark/>
           </w:tcPr>
@@ -11941,7 +12009,7 @@
         </w:tc>
         <w:tc>
           <w:tcPr>
-            <w:tcW w:w="1812" w:type="dxa"/>
+            <w:tcW w:w="1827" w:type="dxa"/>
             <w:vAlign w:val="center"/>
             <w:hideMark/>
           </w:tcPr>
@@ -11967,7 +12035,7 @@
         </w:tc>
         <w:tc>
           <w:tcPr>
-            <w:tcW w:w="1758" w:type="dxa"/>
+            <w:tcW w:w="1773" w:type="dxa"/>
             <w:vAlign w:val="center"/>
             <w:hideMark/>
           </w:tcPr>
@@ -11993,7 +12061,7 @@
         </w:tc>
         <w:tc>
           <w:tcPr>
-            <w:tcW w:w="2977" w:type="dxa"/>
+            <w:tcW w:w="3002" w:type="dxa"/>
             <w:vAlign w:val="center"/>
             <w:hideMark/>
           </w:tcPr>
@@ -12019,9 +12087,12 @@
         </w:tc>
       </w:tr>
       <w:tr>
+        <w:trPr>
+          <w:trHeight w:val="658"/>
+        </w:trPr>
         <w:tc>
           <w:tcPr>
-            <w:tcW w:w="2150" w:type="dxa"/>
+            <w:tcW w:w="2168" w:type="dxa"/>
             <w:vAlign w:val="center"/>
             <w:hideMark/>
           </w:tcPr>
@@ -12041,6 +12112,7 @@
                 <w:sz w:val="28"/>
                 <w:szCs w:val="28"/>
               </w:rPr>
+              <w:lastRenderedPageBreak/>
               <w:t xml:space="preserve">Latence / </w:t>
             </w:r>
             <w:proofErr w:type="spellStart"/>
@@ -12057,7 +12129,7 @@
         </w:tc>
         <w:tc>
           <w:tcPr>
-            <w:tcW w:w="1651" w:type="dxa"/>
+            <w:tcW w:w="1665" w:type="dxa"/>
             <w:vAlign w:val="center"/>
             <w:hideMark/>
           </w:tcPr>
@@ -12083,7 +12155,7 @@
         </w:tc>
         <w:tc>
           <w:tcPr>
-            <w:tcW w:w="1812" w:type="dxa"/>
+            <w:tcW w:w="1827" w:type="dxa"/>
             <w:vAlign w:val="center"/>
             <w:hideMark/>
           </w:tcPr>
@@ -12109,7 +12181,7 @@
         </w:tc>
         <w:tc>
           <w:tcPr>
-            <w:tcW w:w="1758" w:type="dxa"/>
+            <w:tcW w:w="1773" w:type="dxa"/>
             <w:vAlign w:val="center"/>
             <w:hideMark/>
           </w:tcPr>
@@ -12135,7 +12207,7 @@
         </w:tc>
         <w:tc>
           <w:tcPr>
-            <w:tcW w:w="2977" w:type="dxa"/>
+            <w:tcW w:w="3002" w:type="dxa"/>
             <w:vAlign w:val="center"/>
             <w:hideMark/>
           </w:tcPr>
@@ -12171,9 +12243,12 @@
         </w:tc>
       </w:tr>
       <w:tr>
+        <w:trPr>
+          <w:trHeight w:val="658"/>
+        </w:trPr>
         <w:tc>
           <w:tcPr>
-            <w:tcW w:w="2150" w:type="dxa"/>
+            <w:tcW w:w="2168" w:type="dxa"/>
             <w:vAlign w:val="center"/>
             <w:hideMark/>
           </w:tcPr>
@@ -12199,7 +12274,7 @@
         </w:tc>
         <w:tc>
           <w:tcPr>
-            <w:tcW w:w="1651" w:type="dxa"/>
+            <w:tcW w:w="1665" w:type="dxa"/>
             <w:vAlign w:val="center"/>
             <w:hideMark/>
           </w:tcPr>
@@ -12225,7 +12300,7 @@
         </w:tc>
         <w:tc>
           <w:tcPr>
-            <w:tcW w:w="1812" w:type="dxa"/>
+            <w:tcW w:w="1827" w:type="dxa"/>
             <w:vAlign w:val="center"/>
             <w:hideMark/>
           </w:tcPr>
@@ -12251,7 +12326,7 @@
         </w:tc>
         <w:tc>
           <w:tcPr>
-            <w:tcW w:w="1758" w:type="dxa"/>
+            <w:tcW w:w="1773" w:type="dxa"/>
             <w:vAlign w:val="center"/>
             <w:hideMark/>
           </w:tcPr>
@@ -12277,7 +12352,7 @@
         </w:tc>
         <w:tc>
           <w:tcPr>
-            <w:tcW w:w="2977" w:type="dxa"/>
+            <w:tcW w:w="3002" w:type="dxa"/>
             <w:vAlign w:val="center"/>
             <w:hideMark/>
           </w:tcPr>
@@ -12321,9 +12396,12 @@
         </w:tc>
       </w:tr>
       <w:tr>
+        <w:trPr>
+          <w:trHeight w:val="658"/>
+        </w:trPr>
         <w:tc>
           <w:tcPr>
-            <w:tcW w:w="2150" w:type="dxa"/>
+            <w:tcW w:w="2168" w:type="dxa"/>
             <w:vAlign w:val="center"/>
             <w:hideMark/>
           </w:tcPr>
@@ -12349,7 +12427,7 @@
         </w:tc>
         <w:tc>
           <w:tcPr>
-            <w:tcW w:w="1651" w:type="dxa"/>
+            <w:tcW w:w="1665" w:type="dxa"/>
             <w:vAlign w:val="center"/>
             <w:hideMark/>
           </w:tcPr>
@@ -12375,7 +12453,7 @@
         </w:tc>
         <w:tc>
           <w:tcPr>
-            <w:tcW w:w="1812" w:type="dxa"/>
+            <w:tcW w:w="1827" w:type="dxa"/>
             <w:vAlign w:val="center"/>
             <w:hideMark/>
           </w:tcPr>
@@ -12401,7 +12479,7 @@
         </w:tc>
         <w:tc>
           <w:tcPr>
-            <w:tcW w:w="1758" w:type="dxa"/>
+            <w:tcW w:w="1773" w:type="dxa"/>
             <w:vAlign w:val="center"/>
             <w:hideMark/>
           </w:tcPr>
@@ -12427,7 +12505,7 @@
         </w:tc>
         <w:tc>
           <w:tcPr>
-            <w:tcW w:w="2977" w:type="dxa"/>
+            <w:tcW w:w="3002" w:type="dxa"/>
             <w:vAlign w:val="center"/>
             <w:hideMark/>
           </w:tcPr>
@@ -12511,7 +12589,7 @@
           <w:color w:val="000000" w:themeColor="text1"/>
         </w:rPr>
       </w:pPr>
-      <w:bookmarkStart w:id="18" w:name="_Toc226323501"/>
+      <w:bookmarkStart w:id="18" w:name="_Toc229427076"/>
       <w:r>
         <w:rPr>
           <w:rFonts w:ascii="Garamond" w:hAnsi="Garamond"/>
@@ -12843,7 +12921,7 @@
           <w:color w:val="000000" w:themeColor="text1"/>
         </w:rPr>
       </w:pPr>
-      <w:bookmarkStart w:id="19" w:name="_Toc226323502"/>
+      <w:bookmarkStart w:id="19" w:name="_Toc229427077"/>
       <w:r>
         <w:rPr>
           <w:rFonts w:ascii="Garamond" w:hAnsi="Garamond"/>
@@ -13074,7 +13152,7 @@
           <w:color w:val="000000" w:themeColor="text1"/>
         </w:rPr>
       </w:pPr>
-      <w:bookmarkStart w:id="20" w:name="_Toc226323503"/>
+      <w:bookmarkStart w:id="20" w:name="_Toc229427078"/>
       <w:r>
         <w:rPr>
           <w:rFonts w:ascii="Garamond" w:hAnsi="Garamond"/>
@@ -13263,7 +13341,7 @@
           <w:szCs w:val="36"/>
         </w:rPr>
       </w:pPr>
-      <w:bookmarkStart w:id="21" w:name="_Toc226323504"/>
+      <w:bookmarkStart w:id="21" w:name="_Toc229427079"/>
       <w:r>
         <w:rPr>
           <w:rFonts w:ascii="Garamond" w:hAnsi="Garamond"/>
@@ -13786,7 +13864,7 @@
           <w:szCs w:val="36"/>
         </w:rPr>
       </w:pPr>
-      <w:bookmarkStart w:id="22" w:name="_Toc226323505"/>
+      <w:bookmarkStart w:id="22" w:name="_Toc229427080"/>
       <w:r>
         <w:rPr>
           <w:rFonts w:ascii="Garamond" w:hAnsi="Garamond"/>
@@ -15022,7 +15100,7 @@
           <w:rFonts w:ascii="Garamond" w:hAnsi="Garamond"/>
         </w:rPr>
       </w:pPr>
-      <w:bookmarkStart w:id="23" w:name="_Toc226323506"/>
+      <w:bookmarkStart w:id="23" w:name="_Toc229427081"/>
       <w:r>
         <w:rPr>
           <w:rStyle w:val="Titre1Car"/>
@@ -16239,7 +16317,7 @@
           <w:szCs w:val="36"/>
         </w:rPr>
       </w:pPr>
-      <w:bookmarkStart w:id="24" w:name="_Toc226323507"/>
+      <w:bookmarkStart w:id="24" w:name="_Toc229427082"/>
       <w:r>
         <w:rPr>
           <w:rStyle w:val="Titre1Car"/>
@@ -25206,7 +25284,7 @@
           <w:rFonts w:ascii="Garamond" w:hAnsi="Garamond"/>
         </w:rPr>
       </w:pPr>
-      <w:bookmarkStart w:id="25" w:name="_Toc226323508"/>
+      <w:bookmarkStart w:id="25" w:name="_Toc229427083"/>
       <w:r>
         <w:rPr>
           <w:rStyle w:val="Titre1Car"/>
